--- a/Biooil_Data_ML_Submission_Packages/01_Bioresource_Technology/10_REFERENCES_DRAFT.docx
+++ b/Biooil_Data_ML_Submission_Packages/01_Bioresource_Technology/10_REFERENCES_DRAFT.docx
@@ -520,7 +520,7 @@
     <w:link w:val="Balk1Char"/>
     <w:uiPriority w:val="9"/>
     <w:qFormat/>
-    <w:rsid w:val="00CC45BF"/>
+    <w:rsid w:val="005071D4"/>
     <w:pPr>
       <w:keepNext/>
       <w:keepLines/>
@@ -543,7 +543,7 @@
     <w:semiHidden/>
     <w:unhideWhenUsed/>
     <w:qFormat/>
-    <w:rsid w:val="00CC45BF"/>
+    <w:rsid w:val="005071D4"/>
     <w:pPr>
       <w:keepNext/>
       <w:keepLines/>
@@ -566,7 +566,7 @@
     <w:semiHidden/>
     <w:unhideWhenUsed/>
     <w:qFormat/>
-    <w:rsid w:val="00CC45BF"/>
+    <w:rsid w:val="005071D4"/>
     <w:pPr>
       <w:keepNext/>
       <w:keepLines/>
@@ -589,7 +589,7 @@
     <w:semiHidden/>
     <w:unhideWhenUsed/>
     <w:qFormat/>
-    <w:rsid w:val="00CC45BF"/>
+    <w:rsid w:val="005071D4"/>
     <w:pPr>
       <w:keepNext/>
       <w:keepLines/>
@@ -612,7 +612,7 @@
     <w:semiHidden/>
     <w:unhideWhenUsed/>
     <w:qFormat/>
-    <w:rsid w:val="00CC45BF"/>
+    <w:rsid w:val="005071D4"/>
     <w:pPr>
       <w:keepNext/>
       <w:keepLines/>
@@ -633,7 +633,7 @@
     <w:semiHidden/>
     <w:unhideWhenUsed/>
     <w:qFormat/>
-    <w:rsid w:val="00CC45BF"/>
+    <w:rsid w:val="005071D4"/>
     <w:pPr>
       <w:keepNext/>
       <w:keepLines/>
@@ -656,7 +656,7 @@
     <w:semiHidden/>
     <w:unhideWhenUsed/>
     <w:qFormat/>
-    <w:rsid w:val="00CC45BF"/>
+    <w:rsid w:val="005071D4"/>
     <w:pPr>
       <w:keepNext/>
       <w:keepLines/>
@@ -677,7 +677,7 @@
     <w:semiHidden/>
     <w:unhideWhenUsed/>
     <w:qFormat/>
-    <w:rsid w:val="00CC45BF"/>
+    <w:rsid w:val="005071D4"/>
     <w:pPr>
       <w:keepNext/>
       <w:keepLines/>
@@ -700,7 +700,7 @@
     <w:semiHidden/>
     <w:unhideWhenUsed/>
     <w:qFormat/>
-    <w:rsid w:val="00CC45BF"/>
+    <w:rsid w:val="005071D4"/>
     <w:pPr>
       <w:keepNext/>
       <w:keepLines/>
@@ -744,7 +744,7 @@
     <w:basedOn w:val="VarsaylanParagrafYazTipi"/>
     <w:link w:val="Balk1"/>
     <w:uiPriority w:val="9"/>
-    <w:rsid w:val="00CC45BF"/>
+    <w:rsid w:val="005071D4"/>
     <w:rPr>
       <w:rFonts w:asciiTheme="majorHAnsi" w:eastAsiaTheme="majorEastAsia" w:hAnsiTheme="majorHAnsi" w:cstheme="majorBidi"/>
       <w:color w:val="2F5496" w:themeColor="accent1" w:themeShade="BF"/>
@@ -758,7 +758,7 @@
     <w:link w:val="Balk2"/>
     <w:uiPriority w:val="9"/>
     <w:semiHidden/>
-    <w:rsid w:val="00CC45BF"/>
+    <w:rsid w:val="005071D4"/>
     <w:rPr>
       <w:rFonts w:asciiTheme="majorHAnsi" w:eastAsiaTheme="majorEastAsia" w:hAnsiTheme="majorHAnsi" w:cstheme="majorBidi"/>
       <w:color w:val="2F5496" w:themeColor="accent1" w:themeShade="BF"/>
@@ -772,7 +772,7 @@
     <w:link w:val="Balk3"/>
     <w:uiPriority w:val="9"/>
     <w:semiHidden/>
-    <w:rsid w:val="00CC45BF"/>
+    <w:rsid w:val="005071D4"/>
     <w:rPr>
       <w:rFonts w:eastAsiaTheme="majorEastAsia" w:cstheme="majorBidi"/>
       <w:color w:val="2F5496" w:themeColor="accent1" w:themeShade="BF"/>
@@ -786,7 +786,7 @@
     <w:link w:val="Balk4"/>
     <w:uiPriority w:val="9"/>
     <w:semiHidden/>
-    <w:rsid w:val="00CC45BF"/>
+    <w:rsid w:val="005071D4"/>
     <w:rPr>
       <w:rFonts w:eastAsiaTheme="majorEastAsia" w:cstheme="majorBidi"/>
       <w:i/>
@@ -800,7 +800,7 @@
     <w:link w:val="Balk5"/>
     <w:uiPriority w:val="9"/>
     <w:semiHidden/>
-    <w:rsid w:val="00CC45BF"/>
+    <w:rsid w:val="005071D4"/>
     <w:rPr>
       <w:rFonts w:eastAsiaTheme="majorEastAsia" w:cstheme="majorBidi"/>
       <w:color w:val="2F5496" w:themeColor="accent1" w:themeShade="BF"/>
@@ -812,7 +812,7 @@
     <w:link w:val="Balk6"/>
     <w:uiPriority w:val="9"/>
     <w:semiHidden/>
-    <w:rsid w:val="00CC45BF"/>
+    <w:rsid w:val="005071D4"/>
     <w:rPr>
       <w:rFonts w:eastAsiaTheme="majorEastAsia" w:cstheme="majorBidi"/>
       <w:i/>
@@ -826,7 +826,7 @@
     <w:link w:val="Balk7"/>
     <w:uiPriority w:val="9"/>
     <w:semiHidden/>
-    <w:rsid w:val="00CC45BF"/>
+    <w:rsid w:val="005071D4"/>
     <w:rPr>
       <w:rFonts w:eastAsiaTheme="majorEastAsia" w:cstheme="majorBidi"/>
       <w:color w:val="595959" w:themeColor="text1" w:themeTint="A6"/>
@@ -838,7 +838,7 @@
     <w:link w:val="Balk8"/>
     <w:uiPriority w:val="9"/>
     <w:semiHidden/>
-    <w:rsid w:val="00CC45BF"/>
+    <w:rsid w:val="005071D4"/>
     <w:rPr>
       <w:rFonts w:eastAsiaTheme="majorEastAsia" w:cstheme="majorBidi"/>
       <w:i/>
@@ -852,7 +852,7 @@
     <w:link w:val="Balk9"/>
     <w:uiPriority w:val="9"/>
     <w:semiHidden/>
-    <w:rsid w:val="00CC45BF"/>
+    <w:rsid w:val="005071D4"/>
     <w:rPr>
       <w:rFonts w:eastAsiaTheme="majorEastAsia" w:cstheme="majorBidi"/>
       <w:color w:val="272727" w:themeColor="text1" w:themeTint="D8"/>
@@ -865,7 +865,7 @@
     <w:link w:val="KonuBalChar"/>
     <w:uiPriority w:val="10"/>
     <w:qFormat/>
-    <w:rsid w:val="00CC45BF"/>
+    <w:rsid w:val="005071D4"/>
     <w:pPr>
       <w:spacing w:after="80" w:line="240" w:lineRule="auto"/>
       <w:contextualSpacing/>
@@ -883,7 +883,7 @@
     <w:basedOn w:val="VarsaylanParagrafYazTipi"/>
     <w:link w:val="KonuBal"/>
     <w:uiPriority w:val="10"/>
-    <w:rsid w:val="00CC45BF"/>
+    <w:rsid w:val="005071D4"/>
     <w:rPr>
       <w:rFonts w:asciiTheme="majorHAnsi" w:eastAsiaTheme="majorEastAsia" w:hAnsiTheme="majorHAnsi" w:cstheme="majorBidi"/>
       <w:spacing w:val="-10"/>
@@ -899,7 +899,7 @@
     <w:link w:val="AltyazChar"/>
     <w:uiPriority w:val="11"/>
     <w:qFormat/>
-    <w:rsid w:val="00CC45BF"/>
+    <w:rsid w:val="005071D4"/>
     <w:pPr>
       <w:numPr>
         <w:ilvl w:val="1"/>
@@ -918,7 +918,7 @@
     <w:basedOn w:val="VarsaylanParagrafYazTipi"/>
     <w:link w:val="Altyaz"/>
     <w:uiPriority w:val="11"/>
-    <w:rsid w:val="00CC45BF"/>
+    <w:rsid w:val="005071D4"/>
     <w:rPr>
       <w:rFonts w:eastAsiaTheme="majorEastAsia" w:cstheme="majorBidi"/>
       <w:color w:val="595959" w:themeColor="text1" w:themeTint="A6"/>
@@ -934,7 +934,7 @@
     <w:link w:val="AlntChar"/>
     <w:uiPriority w:val="29"/>
     <w:qFormat/>
-    <w:rsid w:val="00CC45BF"/>
+    <w:rsid w:val="005071D4"/>
     <w:pPr>
       <w:spacing w:before="160"/>
       <w:jc w:val="center"/>
@@ -950,7 +950,7 @@
     <w:basedOn w:val="VarsaylanParagrafYazTipi"/>
     <w:link w:val="Alnt"/>
     <w:uiPriority w:val="29"/>
-    <w:rsid w:val="00CC45BF"/>
+    <w:rsid w:val="005071D4"/>
     <w:rPr>
       <w:i/>
       <w:iCs/>
@@ -962,7 +962,7 @@
     <w:basedOn w:val="Normal"/>
     <w:uiPriority w:val="34"/>
     <w:qFormat/>
-    <w:rsid w:val="00CC45BF"/>
+    <w:rsid w:val="005071D4"/>
     <w:pPr>
       <w:ind w:left="720"/>
       <w:contextualSpacing/>
@@ -973,7 +973,7 @@
     <w:basedOn w:val="VarsaylanParagrafYazTipi"/>
     <w:uiPriority w:val="21"/>
     <w:qFormat/>
-    <w:rsid w:val="00CC45BF"/>
+    <w:rsid w:val="005071D4"/>
     <w:rPr>
       <w:i/>
       <w:iCs/>
@@ -987,7 +987,7 @@
     <w:link w:val="GlAlntChar"/>
     <w:uiPriority w:val="30"/>
     <w:qFormat/>
-    <w:rsid w:val="00CC45BF"/>
+    <w:rsid w:val="005071D4"/>
     <w:pPr>
       <w:pBdr>
         <w:top w:val="single" w:sz="4" w:space="10" w:color="2F5496" w:themeColor="accent1" w:themeShade="BF"/>
@@ -1008,7 +1008,7 @@
     <w:basedOn w:val="VarsaylanParagrafYazTipi"/>
     <w:link w:val="GlAlnt"/>
     <w:uiPriority w:val="30"/>
-    <w:rsid w:val="00CC45BF"/>
+    <w:rsid w:val="005071D4"/>
     <w:rPr>
       <w:i/>
       <w:iCs/>
@@ -1020,7 +1020,7 @@
     <w:basedOn w:val="VarsaylanParagrafYazTipi"/>
     <w:uiPriority w:val="32"/>
     <w:qFormat/>
-    <w:rsid w:val="00CC45BF"/>
+    <w:rsid w:val="005071D4"/>
     <w:rPr>
       <w:b/>
       <w:bCs/>
